--- a/documents/PairCT_research_article_20260706_092133_with_figures_final47.docx
+++ b/documents/PairCT_research_article_20260706_092133_with_figures_final47.docx
@@ -2489,7 +2489,7 @@
       </w:pPr>
       <w:r>
         <w:rPr/>
-        <w:t>Warm-state prototype measurements were collected over 10 runs per circuit after initialization. The mean proof-generation-path duration (sample standard deviation) was 201.30 ms (117.17 ms) for pi_arid_i, 85.00 ms (16.85 ms) for pi_ppid, and 507.20 ms (12.60 ms) for pi_pk_i. The pi_pk_i figure reflects the revocation-enabled circuit described in Section G, whose relation is substantially larger than the original key-binding-only relation (13,905 non-linear constraints versus 4,820); the earlier 239.20 ms figure measured that smaller circuit and no longer applies. Summing the three per-circuit means gives approximately 793.5 ms under sequential execution. This is a sum of means rather than a per-run sum, so it does not carry a run-level distribution; it is a circuit-level prototype metric, not an end-to-end service-login latency. Only the warmed measurements are reported; one-time initialization behavior is excluded (cold-start pi_pk_i was 1,315.8 ms).</w:t>
+        <w:t>Warm-state prototype measurements were collected over 10 runs in which all three circuits were proved sequentially within one process against the same credential, so the per-run sum reflects one login’s worth of proving work. Excluding the first run, which carries WASM initialization, the mean duration (sample standard deviation) was 95.10 ms (5.20 ms) for pi_ppid, 290.60 ms (8.10 ms) for pi_arid_i, and 512.60 ms (12.10 ms) for pi_pk_i. The per-run sum had a mean of 898.30 ms (12.80 ms), a median of 895.60 ms, and a range of 874.2-921.6 ms; the first, cold run summed to 1,953.7 ms. The pi_pk_i figure reflects the revocation-enabled circuit of Section G, whose relation is substantially larger than the original key-binding-only relation (13,905 non-linear constraints versus 4,820); the earlier 239.20 ms figure measured that smaller circuit and no longer applies, which is also why the per-run sum rose from 525.50 ms. This is a circuit-level prototype metric, not an end-to-end service-login latency.</w:t>
       </w:r>
     </w:p>
     <w:p>

--- a/documents/PairCT_research_article_20260706_092133_with_figures_final47.docx
+++ b/documents/PairCT_research_article_20260706_092133_with_figures_final47.docx
@@ -2489,7 +2489,7 @@
       </w:pPr>
       <w:r>
         <w:rPr/>
-        <w:t>Warm-state prototype measurements were collected over 10 runs in which all three circuits were proved sequentially within one process against the same credential, so the per-run sum reflects one login’s worth of proving work. Excluding the first run, which carries WASM initialization, the mean duration (sample standard deviation) was 95.10 ms (5.20 ms) for pi_ppid, 290.60 ms (8.10 ms) for pi_arid_i, and 512.60 ms (12.10 ms) for pi_pk_i. The per-run sum had a mean of 898.30 ms (12.80 ms), a median of 895.60 ms, and a range of 874.2-921.6 ms; the first, cold run summed to 1,953.7 ms. The pi_pk_i figure reflects the revocation-enabled circuit of Section G, whose relation is substantially larger than the original key-binding-only relation (13,905 non-linear constraints versus 4,820); the earlier 239.20 ms figure measured that smaller circuit and no longer applies, which is also why the per-run sum rose from 525.50 ms. This is a circuit-level prototype metric, not an end-to-end service-login latency.</w:t>
+        <w:t>Warm-state prototype measurements were collected over 10 runs in which all three circuits were proved sequentially within one process against the same credential, so the per-run sum reflects one login’s worth of proving work. The demo services were stopped for the measurement, leaving the host effectively idle. Excluding the first run, which carries WASM initialization, the mean duration (sample standard deviation) was 102.20 ms (7.00 ms) for pi_ppid, 300.20 ms (14.10 ms) for pi_arid_i, and 510.30 ms (11.00 ms) for pi_pk_i. The per-run sum had a mean of 912.70 ms (18.50 ms), a median of 905.90 ms, and a range of 887.7-952.3 ms; the first, cold run summed to 1,919.1 ms. Two changes from the earlier report should be read together. The pi_pk_i figure reflects the revocation-enabled circuit of Section G, whose relation is substantially larger than the original key-binding-only relation (13,905 non-linear constraints versus 4,820), so the earlier 239.20 ms no longer applies. The pi_arid_i figure is higher than the previously reported 201.30 ms even though that circuit is unchanged; the earlier measurement carried a sample standard deviation of 117.17 ms, i.e. it was not a stable estimate, and repeating the present measurement with and without the demo services running gave 300.20 ms and 290.60 ms respectively, so host load does not account for the gap. The controlled figure supersedes it. These remain circuit-level prototype metrics, not end-to-end service-login latency.</w:t>
       </w:r>
     </w:p>
     <w:p>

--- a/documents/PairCT_research_article_20260706_092133_with_figures_final47.docx
+++ b/documents/PairCT_research_article_20260706_092133_with_figures_final47.docx
@@ -1927,7 +1927,7 @@
         <w:pStyle w:val="PARA"/>
       </w:pPr>
       <w:r>
-        <w:t>Carve-out. The address-abstraction path of Section VI-C publishes one value that this bound does not cover: the account shard index of Section G. It is a public signal of the on-chain relation, and because auid is derived from uid and salt_u without rid, the same account exposes the same index at every RP. An observer who sees two PPIDWallet executions therefore gains a likelihood ratio equal to the shard count in favour of the hypothesis that they belong to one account. With the deployed parameters this is a partial narrowing rather than a link — the shard count is 256, so each shard covers a large population — but it is a real weakening and the bound above is stated for off-chain transcripts only. It cannot be removed by sharding on PPID instead, because the IdP never learns rid and so cannot compute PPID to route a revocation; keeping the shard count small is the available mitigation, and it costs little because account-level revocations are rare.</w:t>
+        <w:t>Carve-out. The address-abstraction path of Section VI-C publishes one value that this bound does not cover: the account shard index of Section IV-G. It is a public signal of the on-chain relation, and because auid is derived from uid and salt_u without rid, the same account exposes the same index at every RP. An observer who sees two PPIDWallet executions therefore gains a likelihood ratio equal to the shard count in favour of the hypothesis that they belong to one account. With the deployed parameters this is a partial narrowing rather than a link — the shard count is 256, so each shard covers a large population — but it is a real weakening and the bound above is stated for off-chain transcripts only. It cannot be removed by sharding on PPID instead, because the IdP never learns rid and so cannot compute PPID to route a revocation; keeping the shard count small is the available mitigation, and it costs little because account-level revocations are rare.</w:t>
       </w:r>
     </w:p>
     <w:p>
@@ -2213,7 +2213,7 @@
         <w:pStyle w:val="PARA"/>
       </w:pPr>
       <w:r>
-        <w:t>Scope. Revocation soundness concerns what a revoked credential can still do once the corresponding root has been published and the grace window of Section G has elapsed. It does not claim that revocation is instantaneous, and it does not cover an issuer that declines to revoke or to publish; those are availability assumptions on the issuer and the publisher, stated in Section G and revisited in the limitations.</w:t>
+        <w:t>Scope. Revocation soundness concerns what a revoked credential can still do once the corresponding root has been published and the grace window of Section IV-G has elapsed. It does not claim that revocation is instantaneous, and it does not cover an issuer that declines to revoke or to publish; those are availability assumptions on the issuer and the publisher, stated in Section IV-G and revisited in the limitations.</w:t>
       </w:r>
     </w:p>
     <w:p>
@@ -2489,7 +2489,7 @@
       </w:pPr>
       <w:r>
         <w:rPr/>
-        <w:t>Warm-state prototype measurements were collected over 10 runs in which all three circuits were proved sequentially within one process against the same credential, so the per-run sum reflects one login’s worth of proving work. The demo services were stopped for the measurement, leaving the host effectively idle. Excluding the first run, which carries WASM initialization, the mean duration (sample standard deviation) was 102.20 ms (7.00 ms) for pi_ppid, 300.20 ms (14.10 ms) for pi_arid_i, and 510.30 ms (11.00 ms) for pi_pk_i. The per-run sum had a mean of 912.70 ms (18.50 ms), a median of 905.90 ms, and a range of 887.7-952.3 ms; the first, cold run summed to 1,919.1 ms. Two changes from the earlier report should be read together. The pi_pk_i figure reflects the revocation-enabled circuit of Section G, whose relation is substantially larger than the original key-binding-only relation (13,905 non-linear constraints versus 4,820), so the earlier 239.20 ms no longer applies. The pi_arid_i figure is higher than the previously reported 201.30 ms even though that circuit is unchanged; the earlier measurement carried a sample standard deviation of 117.17 ms, i.e. it was not a stable estimate, and repeating the present measurement with and without the demo services running gave 300.20 ms and 290.60 ms respectively, so host load does not account for the gap. The controlled figure supersedes it. These remain circuit-level prototype metrics, not end-to-end service-login latency.</w:t>
+        <w:t>Warm-state prototype measurements were collected over 10 runs in which all three circuits were proved sequentially within one process against the same credential, so the per-run sum reflects one login’s worth of proving work. The demo services were stopped for the measurement, leaving the host effectively idle. Excluding the first run, which carries WASM initialization, the mean duration (sample standard deviation) was 102.20 ms (7.00 ms) for pi_ppid, 300.20 ms (14.10 ms) for pi_arid_i, and 510.30 ms (11.00 ms) for pi_pk_i. The per-run sum had a mean of 912.70 ms (18.50 ms), a median of 905.90 ms, and a range of 887.7-952.3 ms; the first, cold run summed to 1,919.1 ms. Two changes from the earlier report should be read together. The pi_pk_i figure reflects the revocation-enabled circuit of Section IV-G, whose relation is substantially larger than the original key-binding-only relation (13,905 non-linear constraints versus 4,820), so the earlier 239.20 ms no longer applies. The pi_arid_i figure is higher than the previously reported 201.30 ms even though that circuit is unchanged; the earlier measurement carried a sample standard deviation of 117.17 ms, i.e. it was not a stable estimate, and repeating the present measurement with and without the demo services running gave 300.20 ms and 290.60 ms respectively, so host load does not account for the gap. The controlled figure supersedes it. These remain circuit-level prototype metrics, not end-to-end service-login latency.</w:t>
       </w:r>
     </w:p>
     <w:p>
@@ -2509,7 +2509,7 @@
       </w:pPr>
       <w:r>
         <w:rPr/>
-        <w:t>Proof representation sizes depend on serialization. The mean proof_json_bytes values were 723.3 bytes for pi_arid_i, 723.2 bytes for pi_ppid, and 723.4 bytes for pi_pk_i; these JSON sizes are transport artifacts rather than raw cryptographic proof sizes. In the on-chain ABI-oriented breakdown, each Groth16 proof occupied 256 bytes. The six public inputs for pi_arid_i occupied 192 bytes, giving 448 bytes of total calldata; the nine public inputs for pi_pk_i occupied 288 bytes, giving 544 bytes of proof-and-signal calldata (the on-chain revocation witness of Section G adds a further 640 bytes of Merkle siblings); and the two public inputs for pi_ppid occupied 64 bytes, giving 320 bytes total. The measurements come from mode2_zkp_benchmark_warm_10runs.csv and mode2_zkp_size_breakdown.csv under the environment stated above.</w:t>
+        <w:t>Proof representation sizes depend on serialization. The mean proof_json_bytes values were 723.3 bytes for pi_arid_i, 723.2 bytes for pi_ppid, and 723.4 bytes for pi_pk_i; these JSON sizes are transport artifacts rather than raw cryptographic proof sizes. In the on-chain ABI-oriented breakdown, each Groth16 proof occupied 256 bytes. The six public inputs for pi_arid_i occupied 192 bytes, giving 448 bytes of total calldata; the nine public inputs for pi_pk_i occupied 288 bytes, giving 544 bytes of proof-and-signal calldata (the on-chain revocation witness of Section IV-G adds a further 640 bytes of Merkle siblings); and the two public inputs for pi_ppid occupied 64 bytes, giving 320 bytes total. The measurements come from mode2_zkp_benchmark_warm_10runs.csv and mode2_zkp_size_breakdown.csv under the environment stated above.</w:t>
       </w:r>
     </w:p>
     <w:p>
@@ -2565,7 +2565,7 @@
       </w:pPr>
       <w:r>
         <w:rPr/>
-        <w:t>Authorization at this address is handled by an account-abstraction layer rather than a raw externally-owned key. PPIDWallet.execute() accepts a call payload, a secp256k1 signature, and a Groth16 proof pi_pk_i, and only proceeds if all of the following hold. The payload's nonce must match the wallet's stored nonce, which is incremented unconditionally once the checks pass, blocking replay regardless of the wrapped call's outcome. The payload hash is domain-separated by the chain identifier and the wallet address, so a signature cannot be replayed onto another chain or wallet; recovering the signer from it must yield exactly pk_i, and a zero recovery result is rejected outright, the session public key generated at Step 8. pi_pk_i must verify on-chain against the public inputs pk_i, pk_IdP_x, pk_IdP_y, ppid, max_height, and the revocation-subtree roots and shard indices of Section G: the circuit checks auid_i = PPID times rp_nonce, an IdP-token nonce r_token = Poseidon(pk_i, max_height, rp_nonce), and an EdDSA-Poseidon signature over Poseidon(DOMAIN_IDP_TOKEN, arid_i, auid_i, r_token, max_height, chain_id) under the wallet's fixed trusted IdP public key, proving that pk_i is bound to the same IdP-signed login token verified in Steps 9-12 without disclosing arid_i, auid_i, or rp_nonce on-chain. Finally, the current block number must not exceed max_height. Execution authority therefore comes from proof of a currently valid PairCT login rather than from key possession alone.</w:t>
+        <w:t>Authorization at this address is handled by an account-abstraction layer rather than a raw externally-owned key. PPIDWallet.execute() accepts a call payload, a secp256k1 signature, and a Groth16 proof pi_pk_i, and only proceeds if all of the following hold. The payload's nonce must match the wallet's stored nonce, which is incremented unconditionally once the checks pass, blocking replay regardless of the wrapped call's outcome. The payload hash is domain-separated by the chain identifier and the wallet address, so a signature cannot be replayed onto another chain or wallet; recovering the signer from it must yield exactly pk_i, and a zero recovery result is rejected outright, the session public key generated at Step 8. pi_pk_i must verify on-chain against the public inputs pk_i, pk_IdP_x, pk_IdP_y, ppid, max_height, and the revocation-subtree roots and shard indices of Section IV-G: the circuit checks auid_i = PPID times rp_nonce, an IdP-token nonce r_token = Poseidon(pk_i, max_height, rp_nonce), and an EdDSA-Poseidon signature over Poseidon(DOMAIN_IDP_TOKEN, arid_i, auid_i, r_token, max_height, chain_id) under the wallet's fixed trusted IdP public key, proving that pk_i is bound to the same IdP-signed login token verified in Steps 9-12 without disclosing arid_i, auid_i, or rp_nonce on-chain. Finally, the current block number must not exceed max_height. Execution authority therefore comes from proof of a currently valid PairCT login rather than from key possession alone.</w:t>
       </w:r>
     </w:p>
     <w:p>
@@ -2620,7 +2620,7 @@
         <w:pStyle w:val="PARA"/>
       </w:pPr>
       <w:r>
-        <w:t>Fifth, the revocation results assume a revocation rate far below the login rate. The structure of Section G is sized for that regime: if every logout were revoked, the live revocation set would grow at the login rate and the non-membership formulation would lose its advantage over a validity-set formulation. Treating expiry, not revocation, as the normal way a session ends is therefore a deployment requirement rather than an optimization. Sixth, the on-chain measurements were taken against a local development chain; per-block publication is only economical on a rollup or an application-specific chain, and the gas figures should be read as relative to the non-revoking baseline (330,079 versus 276,709 for a first execution) rather than as absolute deployment costs.</w:t>
+        <w:t>Fifth, the revocation results assume a revocation rate far below the login rate. The structure of Section IV-G is sized for that regime: if every logout were revoked, the live revocation set would grow at the login rate and the non-membership formulation would lose its advantage over a validity-set formulation. Treating expiry, not revocation, as the normal way a session ends is therefore a deployment requirement rather than an optimization. Sixth, the on-chain measurements were taken against a local development chain; per-block publication is only economical on a rollup or an application-specific chain, and the gas figures should be read as relative to the non-revoking baseline (330,079 versus 276,709 for a first execution) rather than as absolute deployment costs.</w:t>
       </w:r>
     </w:p>
     <w:p>
@@ -2687,7 +2687,7 @@
       </w:pPr>
       <w:r>
         <w:rPr/>
-        <w:t>Transcript-artifact confidentiality is central to the deployment model, and the address-abstraction layer of Section VI-C already places some artifacts on-chain by construction: every PPIDWallet execution publishes pk_i, max_height, the PPID-derived wallet address, and the account shard index of Section G. Services that publish further PairCT artifacts must add another privacy layer or accept that IdP-side correlation may become possible. This constraint distinguishes PairCT from on-chain credential systems and should be framed as a deliberate service-authentication boundary.</w:t>
+        <w:t>Transcript-artifact confidentiality is central to the deployment model, and the address-abstraction layer of Section VI-C already places some artifacts on-chain by construction: every PPIDWallet execution publishes pk_i, max_height, the PPID-derived wallet address, and the account shard index of Section IV-G. Services that publish further PairCT artifacts must add another privacy layer or accept that IdP-side correlation may become possible. This constraint distinguishes PairCT from on-chain credential systems and should be framed as a deliberate service-authentication boundary.</w:t>
       </w:r>
     </w:p>
     <w:p>
@@ -2801,7 +2801,7 @@
       </w:pPr>
       <w:r>
         <w:rPr/>
-        <w:t>ARPSSO also hides the accessed RP from the IdP for OIDC code-flow logins, using RP-anonymous credentials verified through a browser-relayed data-forwarding document, and states as its own future work that supporting revocation, tracking, and de-anonymization of the anonymized RP credential is left to further research [18]. PairCT can be read as instantiating exactly that combination for a different setting: Web3 service authentication with a wallet-bound session and a Groth16-verified hidden relation, where conditional identification joins existing IdP- and RP-retained records rather than adding a new IAM layer. Han et al. combine SSO with traceability directly, but the issuer learns the designated verifiers at ticket issuance, and traceability rests on a dedicated Central Verifier role, registered alongside the issuer and trusted for the system's lifetime, over a ticket scheme for generic multi-service access rather than OIDC-style per-session assertions or wallet-bound sessions [19]. PairCT's conditional opening instead reuses the existing IdP's and RP's own retained records without introducing a new standing role for opening, while still hiding the RP identifier from the IdP during ordinary authentication. Revocation, by contrast, does introduce a standing on-chain publisher role: the account authorized to update the revocation registry can withhold an update, republish a superseded root and thereby reinstate revoked credentials, or publish an unusable root and block every wallet. Section G states this explicitly rather than folding it into the opening path.</w:t>
+        <w:t>ARPSSO also hides the accessed RP from the IdP for OIDC code-flow logins, using RP-anonymous credentials verified through a browser-relayed data-forwarding document, and states as its own future work that supporting revocation, tracking, and de-anonymization of the anonymized RP credential is left to further research [18]. PairCT can be read as instantiating exactly that combination for a different setting: Web3 service authentication with a wallet-bound session and a Groth16-verified hidden relation, where conditional identification joins existing IdP- and RP-retained records rather than adding a new IAM layer. Han et al. combine SSO with traceability directly, but the issuer learns the designated verifiers at ticket issuance, and traceability rests on a dedicated Central Verifier role, registered alongside the issuer and trusted for the system's lifetime, over a ticket scheme for generic multi-service access rather than OIDC-style per-session assertions or wallet-bound sessions [19]. PairCT's conditional opening instead reuses the existing IdP's and RP's own retained records without introducing a new standing role for opening, while still hiding the RP identifier from the IdP during ordinary authentication. Revocation, by contrast, does introduce a standing on-chain publisher role: the account authorized to update the revocation registry can withhold an update, republish a superseded root and thereby reinstate revoked credentials, or publish an unusable root and block every wallet. Section IV-G states this explicitly rather than folding it into the opening path.</w:t>
       </w:r>
     </w:p>
     <w:p>
@@ -3489,7 +3489,7 @@
       </w:pPr>
       <w:r>
         <w:rPr/>
-        <w:t>PairCT differs from anonymous-credential opening mechanisms and public-chain trace tags in how accountability is reached: it joins retained authentication records instead of embedding a tracing tag in a credential or requiring a credential-opening authority to decrypt an identity from a presentation. The resulting accountability path is transcript-based: the RP supplies the accepted session transcript, the IdP locates the corresponding issuance record, and an external authorization process defines when the record join is permitted. Revocation is a separate mechanism (Section G) and is closer to the accumulator-based literature. BAAR [20] is the nearest recent design: it also uses a Merkle accumulator with an off-chain verifier and an on-chain root, but it proves membership in the set of valid credentials and transmits the credential commitment and its witness in the clear at every presentation, so a verifier sees a stable per-credential identifier across sessions. PairCT instead proves non-membership in a revocation set inside the Groth16 relation, so no per-credential identifier leaves the wallet and only a root is public; the cost is that the verifier must be given a fresh root, which is why the publication and grace-window discipline of Section G exists at all.</w:t>
+        <w:t>PairCT differs from anonymous-credential opening mechanisms and public-chain trace tags in how accountability is reached: it joins retained authentication records instead of embedding a tracing tag in a credential or requiring a credential-opening authority to decrypt an identity from a presentation. The resulting accountability path is transcript-based: the RP supplies the accepted session transcript, the IdP locates the corresponding issuance record, and an external authorization process defines when the record join is permitted. Revocation is a separate mechanism (Section IV-G) and is closer to the accumulator-based literature. BAAR [20] is the nearest recent design: it also uses a Merkle accumulator with an off-chain verifier and an on-chain root, but it proves membership in the set of valid credentials and transmits the credential commitment and its witness in the clear at every presentation, so a verifier sees a stable per-credential identifier across sessions. PairCT instead proves non-membership in a revocation set inside the Groth16 relation, so no per-credential identifier leaves the wallet and only a root is public; the cost is that the verifier must be given a fresh root, which is why the publication and grace-window discipline of Section IV-G exists at all.</w:t>
       </w:r>
     </w:p>
     <w:p>
@@ -3565,7 +3565,7 @@
       </w:pPr>
       <w:r>
         <w:rPr/>
-        <w:t>PairCT has several limitations. Its privacy properties rely on non-collusion outside authorized opening and on a trusted wallet that protects user-side secrets, performs wallet-side RP-context validation, and generates high-entropy fresh randomness. Global Sybil resistance across multiple IdP accounts, strict conformance with unmodified OIDC deployments, public on-chain publication of transcript values, and the legal or organizational criteria for granting external opening authorization remain outside the design scope. Deployments that publish transcript values require an additional privacy layer; deployments that perform opening must define their own authorization, retention, and audit procedures.</w:t>
+        <w:t>PairCT has several limitations. Its privacy properties rely on non-collusion outside authorized opening and on a trusted wallet that protects user-side secrets, performs wallet-side RP-context validation, and generates high-entropy fresh randomness. Global Sybil resistance across multiple IdP accounts, strict conformance with unmodified OIDC deployments, and the legal or organizational criteria for granting external opening authorization remain outside the design scope. On-chain publication is no longer entirely outside that scope: the address-abstraction layer of Section VI-C publishes pk_i, max_height, the PPID-derived wallet address, and the account shard index of Section IV-G on every execution, and Property 5 is stated with a carve-out for the last of these. Deployments that publish further transcript values require an additional privacy layer; deployments that perform opening must define their own authorization, retention, and audit procedures. Revocation adds two boundaries of its own, stated in Section IV-G: the on-chain publisher is a standing role trusted for revocation integrity, since the contract checks only that a root is current and not that it was derived correctly, and revocation takes effect only after the grace window rather than immediately.</w:t>
       </w:r>
     </w:p>
     <w:p>

--- a/documents/PairCT_research_article_20260706_092133_with_figures_final47.docx
+++ b/documents/PairCT_research_article_20260706_092133_with_figures_final47.docx
@@ -1367,7 +1367,7 @@
         <w:pStyle w:val="PARA"/>
       </w:pPr>
       <w:r>
-        <w:t>The revocation set is held as indexed Merkle trees supporting O(log n) non-membership witnesses. A single tree would make every proof depend on one root, so any user’s revocation would invalidate every other user’s proof the moment it was published. PairCT splits the structure instead. The lower level is a forest of subtrees, Poseidon-hashed and verified inside the relation; the upper level commits to the subtree roots with keccak and is verified by the contract, outside the relation. A proof is then bound only to its own subtree root, so a revocation in any other subtree leaves it valid and only the upper-level sibling hashes—ordinary calldata—have to be refreshed. The two layers are sharded on different keys: session leaves by the credential’s own max_height, which is already a public signal, and account leaves by low-order bits of the account leaf, because the expiry of an account revocation is by construction not known to the prover.</w:t>
+        <w:t>The revocation set is held as indexed Merkle trees supporting O(log n) non-membership witnesses. A single tree would make every proof depend on one root, so any user’s revocation would invalidate every other user’s proof the moment it was published. PairCT splits the structure instead. The lower level is a forest of subtrees, Poseidon-hashed and verified inside the relation; the upper level commits to the subtree roots with keccak and is verified by the contract, outside the relation. The hash choice follows from where each level is checked: Poseidon is cheap inside a SNARK and expensive on chain, keccak the reverse. Measured on our prototype, one on-chain Poseidon(2) costs 54,138 gas against 4,771 for keccak256, a factor of 11.3, so moving the upper levels out of the relation is what makes contract-side verification affordable at all. A proof is then bound only to its own subtree root, so a revocation in any other subtree leaves it valid and only the upper-level sibling hashes—ordinary calldata—have to be refreshed. The two layers are sharded on different keys: session leaves by the credential’s own max_height, which is already a public signal, and account leaves by low-order bits of the account leaf, because the expiry of an account revocation is by construction not known to the prover.</w:t>
       </w:r>
     </w:p>
     <w:p>
@@ -2357,7 +2357,7 @@
       </w:pPr>
       <w:r>
         <w:rPr/>
-        <w:t>Protocol-to-implementation scope. The prototype validates message dependencies, verifier boundaries, proof generation, token binding, replay checks, and wallet/RP interaction. It deliberately exposes selected values so these checks are observable. Therefore the prototype should be read as an implementation-path validation artifact; the formal privacy claims remain tied to the hidden-witness relations, transcript-confidentiality boundary, and system/security model above.</w:t>
+        <w:t>Protocol-to-implementation scope. The prototype validates message dependencies, verifier boundaries, proof generation, token binding, replay checks, wallet/RP interaction, and the revocation path of Section IV-G end to end — issuance, queued revocation, root publication, and on-chain rejection of a revoked credential once the grace window has passed. It deliberately exposes selected values so these checks are observable. Therefore the prototype should be read as an implementation-path validation artifact; the formal privacy claims remain tied to the hidden-witness relations, transcript-confidentiality boundary, and system/security model above.</w:t>
       </w:r>
     </w:p>
     <w:p>
@@ -2566,6 +2566,14 @@
       <w:r>
         <w:rPr/>
         <w:t>Authorization at this address is handled by an account-abstraction layer rather than a raw externally-owned key. PPIDWallet.execute() accepts a call payload, a secp256k1 signature, and a Groth16 proof pi_pk_i, and only proceeds if all of the following hold. The payload's nonce must match the wallet's stored nonce, which is incremented unconditionally once the checks pass, blocking replay regardless of the wrapped call's outcome. The payload hash is domain-separated by the chain identifier and the wallet address, so a signature cannot be replayed onto another chain or wallet; recovering the signer from it must yield exactly pk_i, and a zero recovery result is rejected outright, the session public key generated at Step 8. pi_pk_i must verify on-chain against the public inputs pk_i, pk_IdP_x, pk_IdP_y, ppid, max_height, and the revocation-subtree roots and shard indices of Section IV-G: the circuit checks auid_i = PPID times rp_nonce, an IdP-token nonce r_token = Poseidon(pk_i, max_height, rp_nonce), and an EdDSA-Poseidon signature over Poseidon(DOMAIN_IDP_TOKEN, arid_i, auid_i, r_token, max_height, chain_id) under the wallet's fixed trusted IdP public key, proving that pk_i is bound to the same IdP-signed login token verified in Steps 9-12 without disclosing arid_i, auid_i, or rp_nonce on-chain. Finally, the current block number must not exceed max_height. Execution authority therefore comes from proof of a currently valid PairCT login rather than from key possession alone.</w:t>
+      </w:r>
+    </w:p>
+    <w:p>
+      <w:pPr>
+        <w:pStyle w:val="PARA"/>
+      </w:pPr>
+      <w:r>
+        <w:t>The revocation check of Section IV-G is carried by the same call. Alongside the proof, execute() takes each layer’s subtree root, its shard index, and the keccak siblings that place that root in the upper tree; the contract climbs both paths, combines the two upper roots into the single value the registry holds, and rejects the call if that value is not one the registry currently accepts. Two details matter for soundness and are enforced rather than assumed. The contract derives the session shard from max_height itself rather than trusting a caller-supplied index, and the relation binds each shard index to its leaf, so a prover can neither point at an empty subtree nor choose a different expiry bucket. Because the proof’s public signals name only the subtree roots, a revocation landing in any other subtree leaves the proof valid and only the sibling hashes—ordinary calldata—need refreshing; this is what keeps proof reuse practical across other users’ revocations.</w:t>
       </w:r>
     </w:p>
     <w:p>

--- a/documents/PairCT_research_article_20260706_092133_with_figures_final47.docx
+++ b/documents/PairCT_research_article_20260706_092133_with_figures_final47.docx
@@ -89,7 +89,7 @@
       </w:pPr>
       <w:r>
         <w:rPr/>
-        <w:t>ABSTRACT For many Web3 applications, wallet login is only the entry point to service authentication. A service must still recognize returning users and support accountability when misuse is reported. Wallet-only authentication gives users direct key control, but reusable addresses make users linkable across services and offer no controlled path for identifying the account behind disputed activity. Existing privacy-preserving SSO systems reduce tracking in conventional Web settings, but do not directly address wallet-bound Web3 service authentication with local account continuity and conditional accountability. We develop PairCT, a privacy-preserving Web3 service-authentication protocol that uses signed login statements from an identity provider (IdP) while hiding the accessed service from the IdP during ordinary authentication. PairCT lets a service recognize returning users without learning the user's IdP-side identifier, and binds the signed statement, wallet session key, service challenge, expiration metadata, and zero-knowledge consistency checks into one transcript. If a login is disputed and opening is authorized, the account behind it can be identified by joining retained service and IdP records, without giving the IdP a global service-discovery capability. We formalize IdP-side RP hiding, cross-service unlinkability, session-bound authentication, offline dictionary attack resilience, conditional privacy with authorized opening, and cross-session wallet-binding consistency. A prototype demonstrates the authentication flow and verifier separation.</w:t>
+        <w:t>ABSTRACT For many Web3 applications, wallet login is only the entry point to service authentication. A service must still recognize returning users and support accountability when misuse is reported. Wallet-only authentication gives users direct key control, but reusable addresses make users linkable across services and offer no controlled path for identifying the account behind disputed activity. Existing privacy-preserving SSO systems reduce tracking in conventional Web settings, but do not directly address wallet-bound Web3 service authentication with local account continuity and conditional accountability. We develop PairCT, a privacy-preserving Web3 service-authentication protocol that uses signed login statements from an identity provider (IdP) while hiding the accessed service from the IdP during ordinary authentication. PairCT lets a service recognize returning users without learning the user's IdP-side identifier, and binds the signed statement, wallet session key, service challenge, expiration metadata, and zero-knowledge consistency checks into one transcript. If a login is disputed and opening is authorized, the account behind it can be identified by joining retained service and IdP records, without giving the IdP a global service-discovery capability. Issued statements can also be withdrawn before they expire: PairCT proves non-membership in a revocation set inside the same zero-knowledge relation, so a non-revoked user reveals no per-credential identifier and only a commitment to the set is published on chain. We formalize IdP-side RP hiding, cross-service unlinkability, session-bound authentication, offline dictionary attack resilience, conditional privacy with authorized opening, cross-session wallet-binding consistency, and revocation soundness. A prototype demonstrates the authentication flow, verifier separation, and the revocation path end to end.</w:t>
       </w:r>
     </w:p>
     <w:p>
@@ -212,7 +212,7 @@
       </w:pPr>
       <w:r>
         <w:rPr/>
-        <w:t>The main contribution of this paper is a formulation and construction for wallet-bound Web3 service authentication with conditional privacy. PairCT shows how service-local account continuity, IdP-side accessed-service hiding, session-bound wallet authentication, and authorized opening can be combined in one authentication transcript. The paper also defines the corresponding verifier responsibilities and security properties, including IdP-side RP hiding, cross-service unlinkability, offline dictionary attack resilience, session-bound authentication, conditional privacy with authorized opening, and cross-session wallet-binding consistency. Finally, a prototype demonstrates the authentication flow, verifier separation, and main binding logic.</w:t>
+        <w:t>The main contribution of this paper is a formulation and construction for wallet-bound Web3 service authentication with conditional privacy. PairCT shows how service-local account continuity, IdP-side accessed-service hiding, session-bound wallet authentication, authorized opening, and pre-expiry revocation can be combined in one authentication transcript. The revocation construction is a contribution in its own right: because the on-chain verifier is a contract that can hold neither a revocation list nor a per-transaction query, PairCT proves non-membership in-circuit and splits the accumulator so that a proof binds only to its own subtree, which keeps one user’s revocation from invalidating everyone else’s proofs. The paper also defines the corresponding verifier responsibilities and security properties, including IdP-side RP hiding, cross-service unlinkability, offline dictionary attack resilience, session-bound authentication, conditional privacy with authorized opening, cross-session wallet-binding consistency, and revocation soundness. Finally, a prototype demonstrates the authentication flow, verifier separation, and main binding logic.</w:t>
       </w:r>
     </w:p>
     <w:p>
@@ -3643,7 +3643,7 @@
       </w:pPr>
       <w:r>
         <w:rPr/>
-        <w:t>The paper defined the verifier responsibilities and security properties needed for this setting, including IdP-side RP hiding, cross-service unlinkability, session-bound authentication, offline dictionary attack resilience, conditional privacy with authorized opening, and cross-session wallet-binding consistency. The prototype demonstrates the authentication flow, verifier separation, and main binding logic, while the privacy claims remain tied to the stated system model and hidden-witness construction. PairCT is therefore positioned as a protocol construction and security-property formulation rather than as unmodified OIDC compatibility or a complete IdP/wallet product integration.</w:t>
+        <w:t>The paper defined the verifier responsibilities and security properties needed for this setting, including IdP-side RP hiding, cross-service unlinkability, session-bound authentication, offline dictionary attack resilience, conditional privacy with authorized opening, cross-session wallet-binding consistency, and revocation soundness. The prototype demonstrates the authentication flow, verifier separation, main binding logic, and the revocation path from issuance through publication to on-chain rejection, while the privacy claims remain tied to the stated system model and hidden-witness construction. PairCT is therefore positioned as a protocol construction and security-property formulation rather than as unmodified OIDC compatibility or a complete IdP/wallet product integration.</w:t>
       </w:r>
     </w:p>
     <w:p>
